--- a/dataset/guides/HW/guide/IT-HW-002_업무 장비 교체·수리 신청 가이드.docx
+++ b/dataset/guides/HW/guide/IT-HW-002_업무 장비 교체·수리 신청 가이드.docx
@@ -2924,6 +2924,105 @@
         <w:t xml:space="preserve">수리 기간에는 대여 노트북을 받아 씁니다.</w:t>
       </w:r>
     </w:p>
+    <w:tbl>
+      <w:tblPr>
+        <w:tblW w:type="dxa" w:w="9638"/>
+        <w:tblBorders>
+          <w:top w:val="single" w:color="auto" w:sz="4"/>
+          <w:left w:val="single" w:color="auto" w:sz="4"/>
+          <w:bottom w:val="single" w:color="auto" w:sz="4"/>
+          <w:right w:val="single" w:color="auto" w:sz="4"/>
+          <w:insideH w:val="single" w:color="auto" w:sz="4"/>
+          <w:insideV w:val="single" w:color="auto" w:sz="4"/>
+        </w:tblBorders>
+      </w:tblPr>
+      <w:tblGrid>
+        <w:gridCol w:w="9638"/>
+      </w:tblGrid>
+      <w:tr>
+        <w:tc>
+          <w:tcPr>
+            <w:tcW w:type="dxa" w:w="9638"/>
+            <w:tcBorders>
+              <w:top w:val="single" w:color="C9D3DC" w:sz="4"/>
+              <w:left w:val="single" w:color="C9D3DC" w:sz="4"/>
+              <w:bottom w:val="single" w:color="C9D3DC" w:sz="4"/>
+              <w:right w:val="single" w:color="C9D3DC" w:sz="4"/>
+            </w:tcBorders>
+            <w:tcMar>
+              <w:top w:type="dxa" w:w="70"/>
+              <w:left w:type="dxa" w:w="110"/>
+              <w:bottom w:type="dxa" w:w="70"/>
+              <w:right w:type="dxa" w:w="110"/>
+            </w:tcMar>
+          </w:tcPr>
+          <w:p>
+            <w:pPr>
+              <w:spacing w:after="400" w:before="400"/>
+              <w:jc w:val="center"/>
+            </w:pPr>
+            <w:r>
+              <w:drawing>
+                <wp:inline xmlns:a="http://schemas.openxmlformats.org/drawingml/2006/main" xmlns:pic="http://schemas.openxmlformats.org/drawingml/2006/picture">
+                  <wp:extent cx="5955030" cy="2580513"/>
+                  <wp:docPr id="2" name="Picture 2" descr="그림 3.1. 장비 신청 양식. '수리' 선택과 사고 경위·사진을 적는 위치를 표시한다."/>
+                  <wp:cNvGraphicFramePr>
+                    <a:graphicFrameLocks noChangeAspect="1"/>
+                  </wp:cNvGraphicFramePr>
+                  <a:graphic>
+                    <a:graphicData uri="http://schemas.openxmlformats.org/drawingml/2006/picture">
+                      <pic:pic>
+                        <pic:nvPicPr>
+                          <pic:cNvPr id="0" name="IT-HW-002_fig3.1.png"/>
+                          <pic:cNvPicPr/>
+                        </pic:nvPicPr>
+                        <pic:blipFill>
+                          <a:blip r:embed="rId14"/>
+                          <a:stretch>
+                            <a:fillRect/>
+                          </a:stretch>
+                        </pic:blipFill>
+                        <pic:spPr>
+                          <a:xfrm>
+                            <a:off x="0" y="0"/>
+                            <a:ext cx="5955030" cy="2580513"/>
+                          </a:xfrm>
+                          <a:prstGeom prst="rect"/>
+                        </pic:spPr>
+                      </pic:pic>
+                    </a:graphicData>
+                  </a:graphic>
+                </wp:inline>
+              </w:drawing>
+            </w:r>
+          </w:p>
+        </w:tc>
+      </w:tr>
+    </w:tbl>
+    <w:p>
+      <w:pPr>
+        <w:spacing w:after="100" w:before="60"/>
+      </w:pPr>
+      <w:r>
+        <w:rPr>
+          <w:rFonts w:ascii="맑은 고딕" w:cs="맑은 고딕" w:eastAsia="맑은 고딕" w:hAnsi="맑은 고딕"/>
+          <w:b/>
+          <w:bCs/>
+          <w:color w:val="4A5560"/>
+          <w:sz w:val="18"/>
+          <w:szCs w:val="18"/>
+        </w:rPr>
+        <w:t xml:space="preserve">그림 3.1. </w:t>
+      </w:r>
+      <w:r>
+        <w:rPr>
+          <w:rFonts w:ascii="맑은 고딕" w:cs="맑은 고딕" w:eastAsia="맑은 고딕" w:hAnsi="맑은 고딕"/>
+          <w:sz w:val="18"/>
+          <w:szCs w:val="18"/>
+        </w:rPr>
+        <w:t>장비 신청 양식. '수리' 선택과 사고 경위·사진을 적는 위치를 표시한다.</w:t>
+      </w:r>
+    </w:p>
     <w:p>
       <w:pPr>
         <w:pStyle w:val="Heading3"/>
@@ -3575,6 +3674,105 @@
         <w:t xml:space="preserve">안내받은 시간에 장비를 맡깁니다.</w:t>
       </w:r>
     </w:p>
+    <w:tbl>
+      <w:tblPr>
+        <w:tblW w:type="dxa" w:w="9638"/>
+        <w:tblBorders>
+          <w:top w:val="single" w:color="auto" w:sz="4"/>
+          <w:left w:val="single" w:color="auto" w:sz="4"/>
+          <w:bottom w:val="single" w:color="auto" w:sz="4"/>
+          <w:right w:val="single" w:color="auto" w:sz="4"/>
+          <w:insideH w:val="single" w:color="auto" w:sz="4"/>
+          <w:insideV w:val="single" w:color="auto" w:sz="4"/>
+        </w:tblBorders>
+      </w:tblPr>
+      <w:tblGrid>
+        <w:gridCol w:w="9638"/>
+      </w:tblGrid>
+      <w:tr>
+        <w:tc>
+          <w:tcPr>
+            <w:tcW w:type="dxa" w:w="9638"/>
+            <w:tcBorders>
+              <w:top w:val="single" w:color="C9D3DC" w:sz="4"/>
+              <w:left w:val="single" w:color="C9D3DC" w:sz="4"/>
+              <w:bottom w:val="single" w:color="C9D3DC" w:sz="4"/>
+              <w:right w:val="single" w:color="C9D3DC" w:sz="4"/>
+            </w:tcBorders>
+            <w:tcMar>
+              <w:top w:type="dxa" w:w="70"/>
+              <w:left w:type="dxa" w:w="110"/>
+              <w:bottom w:type="dxa" w:w="70"/>
+              <w:right w:type="dxa" w:w="110"/>
+            </w:tcMar>
+          </w:tcPr>
+          <w:p>
+            <w:pPr>
+              <w:spacing w:after="400" w:before="400"/>
+              <w:jc w:val="center"/>
+            </w:pPr>
+            <w:r>
+              <w:drawing>
+                <wp:inline xmlns:a="http://schemas.openxmlformats.org/drawingml/2006/main" xmlns:pic="http://schemas.openxmlformats.org/drawingml/2006/picture">
+                  <wp:extent cx="5955030" cy="2580513"/>
+                  <wp:docPr id="3" name="Picture 3" descr="그림 3.2. 장비 신청 양식. '수리' 선택과 증상을 적는 위치를 표시한다."/>
+                  <wp:cNvGraphicFramePr>
+                    <a:graphicFrameLocks noChangeAspect="1"/>
+                  </wp:cNvGraphicFramePr>
+                  <a:graphic>
+                    <a:graphicData uri="http://schemas.openxmlformats.org/drawingml/2006/picture">
+                      <pic:pic>
+                        <pic:nvPicPr>
+                          <pic:cNvPr id="0" name="IT-HW-002_fig3.2.png"/>
+                          <pic:cNvPicPr/>
+                        </pic:nvPicPr>
+                        <pic:blipFill>
+                          <a:blip r:embed="rId15"/>
+                          <a:stretch>
+                            <a:fillRect/>
+                          </a:stretch>
+                        </pic:blipFill>
+                        <pic:spPr>
+                          <a:xfrm>
+                            <a:off x="0" y="0"/>
+                            <a:ext cx="5955030" cy="2580513"/>
+                          </a:xfrm>
+                          <a:prstGeom prst="rect"/>
+                        </pic:spPr>
+                      </pic:pic>
+                    </a:graphicData>
+                  </a:graphic>
+                </wp:inline>
+              </w:drawing>
+            </w:r>
+          </w:p>
+        </w:tc>
+      </w:tr>
+    </w:tbl>
+    <w:p>
+      <w:pPr>
+        <w:spacing w:after="100" w:before="60"/>
+      </w:pPr>
+      <w:r>
+        <w:rPr>
+          <w:rFonts w:ascii="맑은 고딕" w:cs="맑은 고딕" w:eastAsia="맑은 고딕" w:hAnsi="맑은 고딕"/>
+          <w:b/>
+          <w:bCs/>
+          <w:color w:val="4A5560"/>
+          <w:sz w:val="18"/>
+          <w:szCs w:val="18"/>
+        </w:rPr>
+        <w:t xml:space="preserve">그림 3.2. </w:t>
+      </w:r>
+      <w:r>
+        <w:rPr>
+          <w:rFonts w:ascii="맑은 고딕" w:cs="맑은 고딕" w:eastAsia="맑은 고딕" w:hAnsi="맑은 고딕"/>
+          <w:sz w:val="18"/>
+          <w:szCs w:val="18"/>
+        </w:rPr>
+        <w:t>장비 신청 양식. '수리' 선택과 증상을 적는 위치를 표시한다.</w:t>
+      </w:r>
+    </w:p>
     <w:p>
       <w:pPr>
         <w:pStyle w:val="Heading3"/>
@@ -4232,13 +4430,38 @@
               <w:jc w:val="center"/>
             </w:pPr>
             <w:r>
-              <w:rPr>
-                <w:rFonts w:ascii="맑은 고딕" w:cs="맑은 고딕" w:eastAsia="맑은 고딕" w:hAnsi="맑은 고딕"/>
-                <w:i/>
-                <w:iCs/>
-                <w:color w:val="8A949E"/>
-              </w:rPr>
-              <w:t xml:space="preserve">[스크린샷 첨부 위치]</w:t>
+              <w:drawing>
+                <wp:inline xmlns:a="http://schemas.openxmlformats.org/drawingml/2006/main" xmlns:pic="http://schemas.openxmlformats.org/drawingml/2006/picture">
+                  <wp:extent cx="5955030" cy="2580513"/>
+                  <wp:docPr id="1" name="Picture 1" descr="그림 3.3. 장비 신청 양식. 신청 종류(수리/교체/신규 지급/비품/반납) 선택 위치를 표시한다."/>
+                  <wp:cNvGraphicFramePr>
+                    <a:graphicFrameLocks noChangeAspect="1"/>
+                  </wp:cNvGraphicFramePr>
+                  <a:graphic>
+                    <a:graphicData uri="http://schemas.openxmlformats.org/drawingml/2006/picture">
+                      <pic:pic>
+                        <pic:nvPicPr>
+                          <pic:cNvPr id="0" name="IT-HW-002_fig3.3.png"/>
+                          <pic:cNvPicPr/>
+                        </pic:nvPicPr>
+                        <pic:blipFill>
+                          <a:blip r:embed="rId13"/>
+                          <a:stretch>
+                            <a:fillRect/>
+                          </a:stretch>
+                        </pic:blipFill>
+                        <pic:spPr>
+                          <a:xfrm>
+                            <a:off x="0" y="0"/>
+                            <a:ext cx="5955030" cy="2580513"/>
+                          </a:xfrm>
+                          <a:prstGeom prst="rect"/>
+                        </pic:spPr>
+                      </pic:pic>
+                    </a:graphicData>
+                  </a:graphic>
+                </wp:inline>
+              </w:drawing>
             </w:r>
           </w:p>
         </w:tc>
@@ -4855,6 +5078,105 @@
         <w:t xml:space="preserve">제출하면 부서장에게 결재가 올라갑니다.</w:t>
       </w:r>
     </w:p>
+    <w:tbl>
+      <w:tblPr>
+        <w:tblW w:type="dxa" w:w="9638"/>
+        <w:tblBorders>
+          <w:top w:val="single" w:color="auto" w:sz="4"/>
+          <w:left w:val="single" w:color="auto" w:sz="4"/>
+          <w:bottom w:val="single" w:color="auto" w:sz="4"/>
+          <w:right w:val="single" w:color="auto" w:sz="4"/>
+          <w:insideH w:val="single" w:color="auto" w:sz="4"/>
+          <w:insideV w:val="single" w:color="auto" w:sz="4"/>
+        </w:tblBorders>
+      </w:tblPr>
+      <w:tblGrid>
+        <w:gridCol w:w="9638"/>
+      </w:tblGrid>
+      <w:tr>
+        <w:tc>
+          <w:tcPr>
+            <w:tcW w:type="dxa" w:w="9638"/>
+            <w:tcBorders>
+              <w:top w:val="single" w:color="C9D3DC" w:sz="4"/>
+              <w:left w:val="single" w:color="C9D3DC" w:sz="4"/>
+              <w:bottom w:val="single" w:color="C9D3DC" w:sz="4"/>
+              <w:right w:val="single" w:color="C9D3DC" w:sz="4"/>
+            </w:tcBorders>
+            <w:tcMar>
+              <w:top w:type="dxa" w:w="70"/>
+              <w:left w:type="dxa" w:w="110"/>
+              <w:bottom w:type="dxa" w:w="70"/>
+              <w:right w:type="dxa" w:w="110"/>
+            </w:tcMar>
+          </w:tcPr>
+          <w:p>
+            <w:pPr>
+              <w:spacing w:after="400" w:before="400"/>
+              <w:jc w:val="center"/>
+            </w:pPr>
+            <w:r>
+              <w:drawing>
+                <wp:inline xmlns:a="http://schemas.openxmlformats.org/drawingml/2006/main" xmlns:pic="http://schemas.openxmlformats.org/drawingml/2006/picture">
+                  <wp:extent cx="5955030" cy="2580513"/>
+                  <wp:docPr id="4" name="Picture 4" descr="그림 3.4. 장비 신청 양식. '교체' 선택과 고사양 사유를 적는 위치, 승인 흐름을 표시한다."/>
+                  <wp:cNvGraphicFramePr>
+                    <a:graphicFrameLocks noChangeAspect="1"/>
+                  </wp:cNvGraphicFramePr>
+                  <a:graphic>
+                    <a:graphicData uri="http://schemas.openxmlformats.org/drawingml/2006/picture">
+                      <pic:pic>
+                        <pic:nvPicPr>
+                          <pic:cNvPr id="0" name="IT-HW-002_fig3.4.png"/>
+                          <pic:cNvPicPr/>
+                        </pic:nvPicPr>
+                        <pic:blipFill>
+                          <a:blip r:embed="rId16"/>
+                          <a:stretch>
+                            <a:fillRect/>
+                          </a:stretch>
+                        </pic:blipFill>
+                        <pic:spPr>
+                          <a:xfrm>
+                            <a:off x="0" y="0"/>
+                            <a:ext cx="5955030" cy="2580513"/>
+                          </a:xfrm>
+                          <a:prstGeom prst="rect"/>
+                        </pic:spPr>
+                      </pic:pic>
+                    </a:graphicData>
+                  </a:graphic>
+                </wp:inline>
+              </w:drawing>
+            </w:r>
+          </w:p>
+        </w:tc>
+      </w:tr>
+    </w:tbl>
+    <w:p>
+      <w:pPr>
+        <w:spacing w:after="100" w:before="60"/>
+      </w:pPr>
+      <w:r>
+        <w:rPr>
+          <w:rFonts w:ascii="맑은 고딕" w:cs="맑은 고딕" w:eastAsia="맑은 고딕" w:hAnsi="맑은 고딕"/>
+          <w:b/>
+          <w:bCs/>
+          <w:color w:val="4A5560"/>
+          <w:sz w:val="18"/>
+          <w:szCs w:val="18"/>
+        </w:rPr>
+        <w:t xml:space="preserve">그림 3.4. </w:t>
+      </w:r>
+      <w:r>
+        <w:rPr>
+          <w:rFonts w:ascii="맑은 고딕" w:cs="맑은 고딕" w:eastAsia="맑은 고딕" w:hAnsi="맑은 고딕"/>
+          <w:sz w:val="18"/>
+          <w:szCs w:val="18"/>
+        </w:rPr>
+        <w:t>장비 신청 양식. '교체' 선택과 고사양 사유를 적는 위치, 승인 흐름을 표시한다.</w:t>
+      </w:r>
+    </w:p>
     <w:p>
       <w:pPr>
         <w:pStyle w:val="Heading3"/>
@@ -5474,6 +5796,105 @@
         <w:t xml:space="preserve">입사일에 세팅이 끝난 PC를 받습니다.</w:t>
       </w:r>
     </w:p>
+    <w:tbl>
+      <w:tblPr>
+        <w:tblW w:type="dxa" w:w="9638"/>
+        <w:tblBorders>
+          <w:top w:val="single" w:color="auto" w:sz="4"/>
+          <w:left w:val="single" w:color="auto" w:sz="4"/>
+          <w:bottom w:val="single" w:color="auto" w:sz="4"/>
+          <w:right w:val="single" w:color="auto" w:sz="4"/>
+          <w:insideH w:val="single" w:color="auto" w:sz="4"/>
+          <w:insideV w:val="single" w:color="auto" w:sz="4"/>
+        </w:tblBorders>
+      </w:tblPr>
+      <w:tblGrid>
+        <w:gridCol w:w="9638"/>
+      </w:tblGrid>
+      <w:tr>
+        <w:tc>
+          <w:tcPr>
+            <w:tcW w:type="dxa" w:w="9638"/>
+            <w:tcBorders>
+              <w:top w:val="single" w:color="C9D3DC" w:sz="4"/>
+              <w:left w:val="single" w:color="C9D3DC" w:sz="4"/>
+              <w:bottom w:val="single" w:color="C9D3DC" w:sz="4"/>
+              <w:right w:val="single" w:color="C9D3DC" w:sz="4"/>
+            </w:tcBorders>
+            <w:tcMar>
+              <w:top w:type="dxa" w:w="70"/>
+              <w:left w:type="dxa" w:w="110"/>
+              <w:bottom w:type="dxa" w:w="70"/>
+              <w:right w:type="dxa" w:w="110"/>
+            </w:tcMar>
+          </w:tcPr>
+          <w:p>
+            <w:pPr>
+              <w:spacing w:after="400" w:before="400"/>
+              <w:jc w:val="center"/>
+            </w:pPr>
+            <w:r>
+              <w:drawing>
+                <wp:inline xmlns:a="http://schemas.openxmlformats.org/drawingml/2006/main" xmlns:pic="http://schemas.openxmlformats.org/drawingml/2006/picture">
+                  <wp:extent cx="5955030" cy="2580513"/>
+                  <wp:docPr id="5" name="Picture 5" descr="그림 3.5. 장비 신청 양식. '신규 지급' 선택과 입사자 정보를 적는 위치를 표시한다."/>
+                  <wp:cNvGraphicFramePr>
+                    <a:graphicFrameLocks noChangeAspect="1"/>
+                  </wp:cNvGraphicFramePr>
+                  <a:graphic>
+                    <a:graphicData uri="http://schemas.openxmlformats.org/drawingml/2006/picture">
+                      <pic:pic>
+                        <pic:nvPicPr>
+                          <pic:cNvPr id="0" name="IT-HW-002_fig3.5.png"/>
+                          <pic:cNvPicPr/>
+                        </pic:nvPicPr>
+                        <pic:blipFill>
+                          <a:blip r:embed="rId17"/>
+                          <a:stretch>
+                            <a:fillRect/>
+                          </a:stretch>
+                        </pic:blipFill>
+                        <pic:spPr>
+                          <a:xfrm>
+                            <a:off x="0" y="0"/>
+                            <a:ext cx="5955030" cy="2580513"/>
+                          </a:xfrm>
+                          <a:prstGeom prst="rect"/>
+                        </pic:spPr>
+                      </pic:pic>
+                    </a:graphicData>
+                  </a:graphic>
+                </wp:inline>
+              </w:drawing>
+            </w:r>
+          </w:p>
+        </w:tc>
+      </w:tr>
+    </w:tbl>
+    <w:p>
+      <w:pPr>
+        <w:spacing w:after="100" w:before="60"/>
+      </w:pPr>
+      <w:r>
+        <w:rPr>
+          <w:rFonts w:ascii="맑은 고딕" w:cs="맑은 고딕" w:eastAsia="맑은 고딕" w:hAnsi="맑은 고딕"/>
+          <w:b/>
+          <w:bCs/>
+          <w:color w:val="4A5560"/>
+          <w:sz w:val="18"/>
+          <w:szCs w:val="18"/>
+        </w:rPr>
+        <w:t xml:space="preserve">그림 3.5. </w:t>
+      </w:r>
+      <w:r>
+        <w:rPr>
+          <w:rFonts w:ascii="맑은 고딕" w:cs="맑은 고딕" w:eastAsia="맑은 고딕" w:hAnsi="맑은 고딕"/>
+          <w:sz w:val="18"/>
+          <w:szCs w:val="18"/>
+        </w:rPr>
+        <w:t>장비 신청 양식. '신규 지급' 선택과 입사자 정보를 적는 위치를 표시한다.</w:t>
+      </w:r>
+    </w:p>
     <w:p>
       <w:pPr>
         <w:pStyle w:val="Heading3"/>
@@ -6061,6 +6482,105 @@
         <w:t xml:space="preserve">주변기기 종류와 증상을 적어 제출합니다.</w:t>
       </w:r>
     </w:p>
+    <w:tbl>
+      <w:tblPr>
+        <w:tblW w:type="dxa" w:w="9638"/>
+        <w:tblBorders>
+          <w:top w:val="single" w:color="auto" w:sz="4"/>
+          <w:left w:val="single" w:color="auto" w:sz="4"/>
+          <w:bottom w:val="single" w:color="auto" w:sz="4"/>
+          <w:right w:val="single" w:color="auto" w:sz="4"/>
+          <w:insideH w:val="single" w:color="auto" w:sz="4"/>
+          <w:insideV w:val="single" w:color="auto" w:sz="4"/>
+        </w:tblBorders>
+      </w:tblPr>
+      <w:tblGrid>
+        <w:gridCol w:w="9638"/>
+      </w:tblGrid>
+      <w:tr>
+        <w:tc>
+          <w:tcPr>
+            <w:tcW w:type="dxa" w:w="9638"/>
+            <w:tcBorders>
+              <w:top w:val="single" w:color="C9D3DC" w:sz="4"/>
+              <w:left w:val="single" w:color="C9D3DC" w:sz="4"/>
+              <w:bottom w:val="single" w:color="C9D3DC" w:sz="4"/>
+              <w:right w:val="single" w:color="C9D3DC" w:sz="4"/>
+            </w:tcBorders>
+            <w:tcMar>
+              <w:top w:type="dxa" w:w="70"/>
+              <w:left w:type="dxa" w:w="110"/>
+              <w:bottom w:type="dxa" w:w="70"/>
+              <w:right w:type="dxa" w:w="110"/>
+            </w:tcMar>
+          </w:tcPr>
+          <w:p>
+            <w:pPr>
+              <w:spacing w:after="400" w:before="400"/>
+              <w:jc w:val="center"/>
+            </w:pPr>
+            <w:r>
+              <w:drawing>
+                <wp:inline xmlns:a="http://schemas.openxmlformats.org/drawingml/2006/main" xmlns:pic="http://schemas.openxmlformats.org/drawingml/2006/picture">
+                  <wp:extent cx="5955030" cy="2580513"/>
+                  <wp:docPr id="6" name="Picture 6" descr="그림 3.6. 장비 신청 양식. '비품' 선택과 주변기기 종류·증상을 적는 위치를 표시한다."/>
+                  <wp:cNvGraphicFramePr>
+                    <a:graphicFrameLocks noChangeAspect="1"/>
+                  </wp:cNvGraphicFramePr>
+                  <a:graphic>
+                    <a:graphicData uri="http://schemas.openxmlformats.org/drawingml/2006/picture">
+                      <pic:pic>
+                        <pic:nvPicPr>
+                          <pic:cNvPr id="0" name="IT-HW-002_fig3.6.png"/>
+                          <pic:cNvPicPr/>
+                        </pic:nvPicPr>
+                        <pic:blipFill>
+                          <a:blip r:embed="rId18"/>
+                          <a:stretch>
+                            <a:fillRect/>
+                          </a:stretch>
+                        </pic:blipFill>
+                        <pic:spPr>
+                          <a:xfrm>
+                            <a:off x="0" y="0"/>
+                            <a:ext cx="5955030" cy="2580513"/>
+                          </a:xfrm>
+                          <a:prstGeom prst="rect"/>
+                        </pic:spPr>
+                      </pic:pic>
+                    </a:graphicData>
+                  </a:graphic>
+                </wp:inline>
+              </w:drawing>
+            </w:r>
+          </w:p>
+        </w:tc>
+      </w:tr>
+    </w:tbl>
+    <w:p>
+      <w:pPr>
+        <w:spacing w:after="100" w:before="60"/>
+      </w:pPr>
+      <w:r>
+        <w:rPr>
+          <w:rFonts w:ascii="맑은 고딕" w:cs="맑은 고딕" w:eastAsia="맑은 고딕" w:hAnsi="맑은 고딕"/>
+          <w:b/>
+          <w:bCs/>
+          <w:color w:val="4A5560"/>
+          <w:sz w:val="18"/>
+          <w:szCs w:val="18"/>
+        </w:rPr>
+        <w:t xml:space="preserve">그림 3.6. </w:t>
+      </w:r>
+      <w:r>
+        <w:rPr>
+          <w:rFonts w:ascii="맑은 고딕" w:cs="맑은 고딕" w:eastAsia="맑은 고딕" w:hAnsi="맑은 고딕"/>
+          <w:sz w:val="18"/>
+          <w:szCs w:val="18"/>
+        </w:rPr>
+        <w:t>장비 신청 양식. '비품' 선택과 주변기기 종류·증상을 적는 위치를 표시한다.</w:t>
+      </w:r>
+    </w:p>
     <w:p>
       <w:pPr>
         <w:pStyle w:val="Heading3"/>
@@ -6662,6 +7182,105 @@
           <w:rFonts w:ascii="맑은 고딕" w:cs="맑은 고딕" w:eastAsia="맑은 고딕" w:hAnsi="맑은 고딕"/>
         </w:rPr>
         <w:t xml:space="preserve">직접 초기화하지 말고 그대로 엔드포인트지원팀에 반납합니다. 초기화는 IT에서 진행합니다.</w:t>
+      </w:r>
+    </w:p>
+    <w:tbl>
+      <w:tblPr>
+        <w:tblW w:type="dxa" w:w="9638"/>
+        <w:tblBorders>
+          <w:top w:val="single" w:color="auto" w:sz="4"/>
+          <w:left w:val="single" w:color="auto" w:sz="4"/>
+          <w:bottom w:val="single" w:color="auto" w:sz="4"/>
+          <w:right w:val="single" w:color="auto" w:sz="4"/>
+          <w:insideH w:val="single" w:color="auto" w:sz="4"/>
+          <w:insideV w:val="single" w:color="auto" w:sz="4"/>
+        </w:tblBorders>
+      </w:tblPr>
+      <w:tblGrid>
+        <w:gridCol w:w="9638"/>
+      </w:tblGrid>
+      <w:tr>
+        <w:tc>
+          <w:tcPr>
+            <w:tcW w:type="dxa" w:w="9638"/>
+            <w:tcBorders>
+              <w:top w:val="single" w:color="C9D3DC" w:sz="4"/>
+              <w:left w:val="single" w:color="C9D3DC" w:sz="4"/>
+              <w:bottom w:val="single" w:color="C9D3DC" w:sz="4"/>
+              <w:right w:val="single" w:color="C9D3DC" w:sz="4"/>
+            </w:tcBorders>
+            <w:tcMar>
+              <w:top w:type="dxa" w:w="70"/>
+              <w:left w:type="dxa" w:w="110"/>
+              <w:bottom w:type="dxa" w:w="70"/>
+              <w:right w:type="dxa" w:w="110"/>
+            </w:tcMar>
+          </w:tcPr>
+          <w:p>
+            <w:pPr>
+              <w:spacing w:after="400" w:before="400"/>
+              <w:jc w:val="center"/>
+            </w:pPr>
+            <w:r>
+              <w:drawing>
+                <wp:inline xmlns:a="http://schemas.openxmlformats.org/drawingml/2006/main" xmlns:pic="http://schemas.openxmlformats.org/drawingml/2006/picture">
+                  <wp:extent cx="5955030" cy="2580513"/>
+                  <wp:docPr id="7" name="Picture 7" descr="그림 3.7. 장비 신청 양식. '반납' 선택 위치를 표시한다."/>
+                  <wp:cNvGraphicFramePr>
+                    <a:graphicFrameLocks noChangeAspect="1"/>
+                  </wp:cNvGraphicFramePr>
+                  <a:graphic>
+                    <a:graphicData uri="http://schemas.openxmlformats.org/drawingml/2006/picture">
+                      <pic:pic>
+                        <pic:nvPicPr>
+                          <pic:cNvPr id="0" name="IT-HW-002_fig3.7.png"/>
+                          <pic:cNvPicPr/>
+                        </pic:nvPicPr>
+                        <pic:blipFill>
+                          <a:blip r:embed="rId19"/>
+                          <a:stretch>
+                            <a:fillRect/>
+                          </a:stretch>
+                        </pic:blipFill>
+                        <pic:spPr>
+                          <a:xfrm>
+                            <a:off x="0" y="0"/>
+                            <a:ext cx="5955030" cy="2580513"/>
+                          </a:xfrm>
+                          <a:prstGeom prst="rect"/>
+                        </pic:spPr>
+                      </pic:pic>
+                    </a:graphicData>
+                  </a:graphic>
+                </wp:inline>
+              </w:drawing>
+            </w:r>
+          </w:p>
+        </w:tc>
+      </w:tr>
+    </w:tbl>
+    <w:p>
+      <w:pPr>
+        <w:spacing w:after="100" w:before="60"/>
+      </w:pPr>
+      <w:r>
+        <w:rPr>
+          <w:rFonts w:ascii="맑은 고딕" w:cs="맑은 고딕" w:eastAsia="맑은 고딕" w:hAnsi="맑은 고딕"/>
+          <w:b/>
+          <w:bCs/>
+          <w:color w:val="4A5560"/>
+          <w:sz w:val="18"/>
+          <w:szCs w:val="18"/>
+        </w:rPr>
+        <w:t xml:space="preserve">그림 3.7. </w:t>
+      </w:r>
+      <w:r>
+        <w:rPr>
+          <w:rFonts w:ascii="맑은 고딕" w:cs="맑은 고딕" w:eastAsia="맑은 고딕" w:hAnsi="맑은 고딕"/>
+          <w:sz w:val="18"/>
+          <w:szCs w:val="18"/>
+        </w:rPr>
+        <w:t>장비 신청 양식. '반납' 선택 위치를 표시한다.</w:t>
       </w:r>
     </w:p>
     <w:p>
